--- a/materials/解答例/解答例_演習11_提案書.docx
+++ b/materials/解答例/解答例_演習11_提案書.docx
@@ -19,7 +19,7 @@
           <w:b/>
           <w:sz w:val="24"/>
         </w:rPr>
-        <w:t>株式会社みなと精機 御中　若手技術者向け「現場データで学ぶDX基礎研修」のご提案</w:t>
+        <w:t>みらい商事株式会社 御中　法人営業向け「業務で使いこなす生成AIセキュア活用研修」のご提案</w:t>
       </w:r>
     </w:p>
     <w:p>
@@ -40,7 +40,7 @@
           <w:rFonts w:ascii="Yu Gothic" w:hAnsi="Yu Gothic" w:eastAsia="游ゴシック"/>
           <w:b w:val="0"/>
         </w:rPr>
-        <w:t>貴社は中期経営計画「MINATO VISION 2028」においてDX推進と技能のデジタル伝承を重点施策に掲げておられます。熟練技能者の約3割が今後5年で定年を迎える中、蓄積された設備・検査データを読み解き、改善につなげられる若手技術者の育成が急務です。</w:t>
+        <w:t>貴社では Microsoft 365 を全社でご利用され、今春から一部の部署で Copilot を試行されています。一方で、活用度には個人差が大きく、顧客情報の扱いへの不安から利用をためらう声も伺いました。ツールが手元にある今こそ、営業の業務に即した使い方と、安全に使うためのルールを全員で身につける好機です。</w:t>
       </w:r>
     </w:p>
     <w:p>
@@ -64,7 +64,7 @@
           <w:rFonts w:ascii="Yu Gothic" w:hAnsi="Yu Gothic" w:eastAsia="游ゴシック"/>
           <w:b w:val="0"/>
         </w:rPr>
-        <w:t>データは蓄積されているが、分析・判断に活用できる若手が少ない</w:t>
+        <w:t>Copilot の使い方が人によってバラバラで、成果につながっているか分からない</w:t>
       </w:r>
     </w:p>
     <w:p>
@@ -76,7 +76,7 @@
           <w:rFonts w:ascii="Yu Gothic" w:hAnsi="Yu Gothic" w:eastAsia="游ゴシック"/>
           <w:b w:val="0"/>
         </w:rPr>
-        <w:t>過去の研修は一般論が中心で、現場での実践につながらなかった</w:t>
+        <w:t>提案書・議事録などの書き物に時間を取られ、お客様と話す時間が足りない</w:t>
       </w:r>
     </w:p>
     <w:p>
@@ -88,7 +88,7 @@
           <w:rFonts w:ascii="Yu Gothic" w:hAnsi="Yu Gothic" w:eastAsia="游ゴシック"/>
           <w:b w:val="0"/>
         </w:rPr>
-        <w:t>生成AIの活用ルールが未整備で、情報漏えいリスクへの不安がある</w:t>
+        <w:t>顧客情報をどこまで入力してよいか分からず、怖くて使えない</w:t>
       </w:r>
     </w:p>
     <w:p>
@@ -100,7 +100,7 @@
           <w:rFonts w:ascii="Yu Gothic" w:hAnsi="Yu Gothic" w:eastAsia="游ゴシック"/>
           <w:b w:val="0"/>
         </w:rPr>
-        <w:t>研修の成果を経営層に示す仕組みがない</w:t>
+        <w:t>研修の効果を、決裁者に説明できる形で示したい</w:t>
       </w:r>
     </w:p>
     <w:p>
@@ -124,7 +124,7 @@
           <w:rFonts w:ascii="Yu Gothic" w:hAnsi="Yu Gothic" w:eastAsia="游ゴシック"/>
           <w:b w:val="0"/>
         </w:rPr>
-        <w:t>自職場のデータを整理・分析し、改善テーマを設定できる</w:t>
+        <w:t>入力してよい情報を判断し、マスキングしてから Copilot を使える</w:t>
       </w:r>
     </w:p>
     <w:p>
@@ -136,7 +136,7 @@
           <w:rFonts w:ascii="Yu Gothic" w:hAnsi="Yu Gothic" w:eastAsia="游ゴシック"/>
           <w:b w:val="0"/>
         </w:rPr>
-        <w:t>生成AIを社内ルールに沿って安全に使い、分析や報告の効率を高められる</w:t>
+        <w:t>ヒアリング準備・議事録・メール・提案書を Copilot と一緒に作成できる</w:t>
       </w:r>
     </w:p>
     <w:p>
@@ -148,7 +148,7 @@
           <w:rFonts w:ascii="Yu Gothic" w:hAnsi="Yu Gothic" w:eastAsia="游ゴシック"/>
           <w:b w:val="0"/>
         </w:rPr>
-        <w:t>3か月後に改善の成果を部門長の前で発表できる</w:t>
+        <w:t>自分の業務で繰り返し使えるプロンプトテンプレートを持ち帰る</w:t>
       </w:r>
     </w:p>
     <w:p>
@@ -160,7 +160,7 @@
           <w:rFonts w:ascii="Yu Gothic" w:hAnsi="Yu Gothic" w:eastAsia="游ゴシック"/>
           <w:color w:val="004D88"/>
         </w:rPr>
-        <w:t>4. プログラム概要</w:t>
+        <w:t>4. ご提案内容（A案・B案）</w:t>
       </w:r>
     </w:p>
     <w:tbl>
@@ -177,7 +177,7 @@
       <w:tr>
         <w:tc>
           <w:tcPr>
-            <w:tcW w:type="dxa" w:w="1417"/>
+            <w:tcW w:type="dxa" w:w="1701"/>
             <w:shd w:val="clear" w:color="auto" w:fill="DCE9F5"/>
           </w:tcPr>
           <w:p>
@@ -188,13 +188,13 @@
                 <w:b/>
                 <w:sz w:val="19"/>
               </w:rPr>
-              <w:t>日程</w:t>
+              <w:t>項目</w:t>
             </w:r>
           </w:p>
         </w:tc>
         <w:tc>
           <w:tcPr>
-            <w:tcW w:type="dxa" w:w="3118"/>
+            <w:tcW w:type="dxa" w:w="3685"/>
             <w:shd w:val="clear" w:color="auto" w:fill="DCE9F5"/>
           </w:tcPr>
           <w:p>
@@ -205,13 +205,13 @@
                 <w:b/>
                 <w:sz w:val="19"/>
               </w:rPr>
-              <w:t>テーマ</w:t>
+              <w:t>A案：基礎習得プラン</w:t>
             </w:r>
           </w:p>
         </w:tc>
         <w:tc>
           <w:tcPr>
-            <w:tcW w:type="dxa" w:w="4819"/>
+            <w:tcW w:type="dxa" w:w="3969"/>
             <w:shd w:val="clear" w:color="auto" w:fill="DCE9F5"/>
           </w:tcPr>
           <w:p>
@@ -222,7 +222,7 @@
                 <w:b/>
                 <w:sz w:val="19"/>
               </w:rPr>
-              <w:t>主な内容</w:t>
+              <w:t>B案：業務定着プラン</w:t>
             </w:r>
           </w:p>
         </w:tc>
@@ -230,7 +230,7 @@
       <w:tr>
         <w:tc>
           <w:tcPr>
-            <w:tcW w:type="dxa" w:w="1417"/>
+            <w:tcW w:type="dxa" w:w="1701"/>
           </w:tcPr>
           <w:p>
             <w:r/>
@@ -240,13 +240,13 @@
                 <w:b w:val="0"/>
                 <w:sz w:val="19"/>
               </w:rPr>
-              <w:t>1日目</w:t>
+              <w:t>日数・形式</w:t>
             </w:r>
           </w:p>
         </w:tc>
         <w:tc>
           <w:tcPr>
-            <w:tcW w:type="dxa" w:w="3118"/>
+            <w:tcW w:type="dxa" w:w="3685"/>
           </w:tcPr>
           <w:p>
             <w:r/>
@@ -256,13 +256,13 @@
                 <w:b w:val="0"/>
                 <w:sz w:val="19"/>
               </w:rPr>
-              <w:t>DX基礎＋生成AIセキュア活用</w:t>
+              <w:t>1日・集合（貴社会場）</w:t>
             </w:r>
           </w:p>
         </w:tc>
         <w:tc>
           <w:tcPr>
-            <w:tcW w:type="dxa" w:w="4819"/>
+            <w:tcW w:type="dxa" w:w="3969"/>
           </w:tcPr>
           <w:p>
             <w:r/>
@@ -272,7 +272,7 @@
                 <w:b w:val="0"/>
                 <w:sz w:val="19"/>
               </w:rPr>
-              <w:t>DXの全体像、製造業の事例、生成AIの安全な使い方と業務活用演習</w:t>
+              <w:t>2日・集合（貴社会場）</w:t>
             </w:r>
           </w:p>
         </w:tc>
@@ -280,7 +280,7 @@
       <w:tr>
         <w:tc>
           <w:tcPr>
-            <w:tcW w:type="dxa" w:w="1417"/>
+            <w:tcW w:type="dxa" w:w="1701"/>
           </w:tcPr>
           <w:p>
             <w:r/>
@@ -290,13 +290,13 @@
                 <w:b w:val="0"/>
                 <w:sz w:val="19"/>
               </w:rPr>
-              <w:t>2日目</w:t>
+              <w:t>日程（例）</w:t>
             </w:r>
           </w:p>
         </w:tc>
         <w:tc>
           <w:tcPr>
-            <w:tcW w:type="dxa" w:w="3118"/>
+            <w:tcW w:type="dxa" w:w="3685"/>
           </w:tcPr>
           <w:p>
             <w:r/>
@@ -306,13 +306,13 @@
                 <w:b w:val="0"/>
                 <w:sz w:val="19"/>
               </w:rPr>
-              <w:t>データ活用入門（Excel編）</w:t>
+              <w:t>11月6日（金）</w:t>
             </w:r>
           </w:p>
         </w:tc>
         <w:tc>
           <w:tcPr>
-            <w:tcW w:type="dxa" w:w="4819"/>
+            <w:tcW w:type="dxa" w:w="3969"/>
           </w:tcPr>
           <w:p>
             <w:r/>
@@ -322,7 +322,7 @@
                 <w:b w:val="0"/>
                 <w:sz w:val="19"/>
               </w:rPr>
-              <w:t>データの整え方、ピボット、グラフ、生成AIを使った分析の補助</w:t>
+              <w:t>11月5日（木）・6日（金）</w:t>
             </w:r>
           </w:p>
         </w:tc>
@@ -330,7 +330,7 @@
       <w:tr>
         <w:tc>
           <w:tcPr>
-            <w:tcW w:type="dxa" w:w="1417"/>
+            <w:tcW w:type="dxa" w:w="1701"/>
           </w:tcPr>
           <w:p>
             <w:r/>
@@ -340,13 +340,13 @@
                 <w:b w:val="0"/>
                 <w:sz w:val="19"/>
               </w:rPr>
-              <w:t>3日目</w:t>
+              <w:t>内容</w:t>
             </w:r>
           </w:p>
         </w:tc>
         <w:tc>
           <w:tcPr>
-            <w:tcW w:type="dxa" w:w="3118"/>
+            <w:tcW w:type="dxa" w:w="3685"/>
           </w:tcPr>
           <w:p>
             <w:r/>
@@ -356,13 +356,13 @@
                 <w:b w:val="0"/>
                 <w:sz w:val="19"/>
               </w:rPr>
-              <w:t>品質データ分析実践（現場課題持ち込み型）</w:t>
+              <w:t>生成AIセキュア活用基礎＋Copilot × Office 活用（業務題材を使った演習）</w:t>
             </w:r>
           </w:p>
         </w:tc>
         <w:tc>
           <w:tcPr>
-            <w:tcW w:type="dxa" w:w="4819"/>
+            <w:tcW w:type="dxa" w:w="3969"/>
           </w:tcPr>
           <w:p>
             <w:r/>
@@ -372,7 +372,7 @@
                 <w:b w:val="0"/>
                 <w:sz w:val="19"/>
               </w:rPr>
-              <w:t>各自が持ち込んだ不良率データを分析し、改善テーマを設定</w:t>
+              <w:t>A案の内容＋営業のための生成AI実践（業務課題持ち込み）＋プロンプトテンプレート作成</w:t>
             </w:r>
           </w:p>
         </w:tc>
@@ -380,7 +380,7 @@
       <w:tr>
         <w:tc>
           <w:tcPr>
-            <w:tcW w:type="dxa" w:w="1417"/>
+            <w:tcW w:type="dxa" w:w="1701"/>
           </w:tcPr>
           <w:p>
             <w:r/>
@@ -390,13 +390,13 @@
                 <w:b w:val="0"/>
                 <w:sz w:val="19"/>
               </w:rPr>
-              <w:t>3か月後</w:t>
+              <w:t>事後フォロー</w:t>
             </w:r>
           </w:p>
         </w:tc>
         <w:tc>
           <w:tcPr>
-            <w:tcW w:type="dxa" w:w="3118"/>
+            <w:tcW w:type="dxa" w:w="3685"/>
           </w:tcPr>
           <w:p>
             <w:r/>
@@ -406,13 +406,13 @@
                 <w:b w:val="0"/>
                 <w:sz w:val="19"/>
               </w:rPr>
-              <w:t>成果発表会</w:t>
+              <w:t>なし</w:t>
             </w:r>
           </w:p>
         </w:tc>
         <w:tc>
           <w:tcPr>
-            <w:tcW w:type="dxa" w:w="4819"/>
+            <w:tcW w:type="dxa" w:w="3969"/>
           </w:tcPr>
           <w:p>
             <w:r/>
@@ -422,7 +422,107 @@
                 <w:b w:val="0"/>
                 <w:sz w:val="19"/>
               </w:rPr>
-              <w:t>改善の取り組みを部門長の前で発表（効果測定）</w:t>
+              <w:t>1か月後にオンライン共有会（マネージャー参加推奨）</w:t>
+            </w:r>
+          </w:p>
+        </w:tc>
+      </w:tr>
+      <w:tr>
+        <w:tc>
+          <w:tcPr>
+            <w:tcW w:type="dxa" w:w="1701"/>
+          </w:tcPr>
+          <w:p>
+            <w:r/>
+            <w:r>
+              <w:rPr>
+                <w:rFonts w:ascii="Yu Gothic" w:hAnsi="Yu Gothic" w:eastAsia="游ゴシック"/>
+                <w:b w:val="0"/>
+                <w:sz w:val="19"/>
+              </w:rPr>
+              <w:t>概算（税別）</w:t>
+            </w:r>
+          </w:p>
+        </w:tc>
+        <w:tc>
+          <w:tcPr>
+            <w:tcW w:type="dxa" w:w="3685"/>
+          </w:tcPr>
+          <w:p>
+            <w:r/>
+            <w:r>
+              <w:rPr>
+                <w:rFonts w:ascii="Yu Gothic" w:hAnsi="Yu Gothic" w:eastAsia="游ゴシック"/>
+                <w:b w:val="0"/>
+                <w:sz w:val="19"/>
+              </w:rPr>
+              <w:t>690,000円</w:t>
+            </w:r>
+          </w:p>
+        </w:tc>
+        <w:tc>
+          <w:tcPr>
+            <w:tcW w:type="dxa" w:w="3969"/>
+          </w:tcPr>
+          <w:p>
+            <w:r/>
+            <w:r>
+              <w:rPr>
+                <w:rFonts w:ascii="Yu Gothic" w:hAnsi="Yu Gothic" w:eastAsia="游ゴシック"/>
+                <w:b w:val="0"/>
+                <w:sz w:val="19"/>
+              </w:rPr>
+              <w:t>1,195,000円</w:t>
+            </w:r>
+          </w:p>
+        </w:tc>
+      </w:tr>
+      <w:tr>
+        <w:tc>
+          <w:tcPr>
+            <w:tcW w:type="dxa" w:w="1701"/>
+          </w:tcPr>
+          <w:p>
+            <w:r/>
+            <w:r>
+              <w:rPr>
+                <w:rFonts w:ascii="Yu Gothic" w:hAnsi="Yu Gothic" w:eastAsia="游ゴシック"/>
+                <w:b w:val="0"/>
+                <w:sz w:val="19"/>
+              </w:rPr>
+              <w:t>おすすめの状況</w:t>
+            </w:r>
+          </w:p>
+        </w:tc>
+        <w:tc>
+          <w:tcPr>
+            <w:tcW w:type="dxa" w:w="3685"/>
+          </w:tcPr>
+          <w:p>
+            <w:r/>
+            <w:r>
+              <w:rPr>
+                <w:rFonts w:ascii="Yu Gothic" w:hAnsi="Yu Gothic" w:eastAsia="游ゴシック"/>
+                <w:b w:val="0"/>
+                <w:sz w:val="19"/>
+              </w:rPr>
+              <w:t>まずは全員が安全に使える状態をつくりたい</w:t>
+            </w:r>
+          </w:p>
+        </w:tc>
+        <w:tc>
+          <w:tcPr>
+            <w:tcW w:type="dxa" w:w="3969"/>
+          </w:tcPr>
+          <w:p>
+            <w:r/>
+            <w:r>
+              <w:rPr>
+                <w:rFonts w:ascii="Yu Gothic" w:hAnsi="Yu Gothic" w:eastAsia="游ゴシック"/>
+                <w:b w:val="0"/>
+                <w:sz w:val="19"/>
+              </w:rPr>
+              <w:t>業務で使いこなし、効果を決裁者に示したい</w:t>
             </w:r>
           </w:p>
         </w:tc>
@@ -450,14 +550,14 @@
           <w:rFonts w:ascii="Yu Gothic" w:hAnsi="Yu Gothic" w:eastAsia="游ゴシック"/>
           <w:b/>
         </w:rPr>
-        <w:t>現場課題持ち込み型</w:t>
+        <w:t>業務課題持ち込み型</w:t>
       </w:r>
       <w:r>
         <w:rPr>
           <w:rFonts w:ascii="Yu Gothic" w:hAnsi="Yu Gothic" w:eastAsia="游ゴシック"/>
           <w:b w:val="0"/>
         </w:rPr>
-        <w:t>：当社実績では、現場課題演習ありの研修は3か月後実践率が約20ポイント高い（2023〜2025年度 160件の分析）</w:t>
+        <w:t>：当社実績では、業務課題演習ありの研修は3か月後実践率が約20ポイント高い（2023〜2025年度 160件の分析）</w:t>
       </w:r>
     </w:p>
     <w:p>
@@ -469,14 +569,14 @@
           <w:rFonts w:ascii="Yu Gothic" w:hAnsi="Yu Gothic" w:eastAsia="游ゴシック"/>
           <w:b/>
         </w:rPr>
-        <w:t>集合形式で3工場を巡回</w:t>
+        <w:t>事後フォローで定着</w:t>
       </w:r>
       <w:r>
         <w:rPr>
           <w:rFonts w:ascii="Yu Gothic" w:hAnsi="Yu Gothic" w:eastAsia="游ゴシック"/>
           <w:b w:val="0"/>
         </w:rPr>
-        <w:t>：昨年度の「質問しづらい」という声に対応し、各工場で集合研修を実施</w:t>
+        <w:t>：事後フォローありの研修は、3か月後実践率が約13ポイント高い（B案）</w:t>
       </w:r>
     </w:p>
     <w:p>
@@ -488,14 +588,14 @@
           <w:rFonts w:ascii="Yu Gothic" w:hAnsi="Yu Gothic" w:eastAsia="游ゴシック"/>
           <w:b/>
         </w:rPr>
-        <w:t>効果測定まで伴走</w:t>
+        <w:t>集合形式で個別支援</w:t>
       </w:r>
       <w:r>
         <w:rPr>
           <w:rFonts w:ascii="Yu Gothic" w:hAnsi="Yu Gothic" w:eastAsia="游ゴシック"/>
           <w:b w:val="0"/>
         </w:rPr>
-        <w:t>：受講3か月後の成果発表会で、経営層に説明できる形で成果を可視化</w:t>
+        <w:t>：昨年度の「質問しにくい」という声に対応し、アシスタント講師が画面を見て支援</w:t>
       </w:r>
     </w:p>
     <w:p>
@@ -507,7 +607,7 @@
           <w:rFonts w:ascii="Yu Gothic" w:hAnsi="Yu Gothic" w:eastAsia="游ゴシック"/>
           <w:color w:val="004D88"/>
         </w:rPr>
-        <w:t>7. お見積</w:t>
+        <w:t>7. 概算お見積（A案・B案）</w:t>
       </w:r>
     </w:p>
     <w:p>
@@ -516,7 +616,7 @@
           <w:rFonts w:ascii="Yu Gothic" w:hAnsi="Yu Gothic" w:eastAsia="游ゴシック"/>
           <w:b w:val="0"/>
         </w:rPr>
-        <w:t>概算 4,447,500円（税別）。前提：60名・3クラス・各3日・貴社会場で実施。詳細は別紙見積書をご参照ください。</w:t>
+        <w:t>A案 690,000円／B案 1,195,000円（いずれも税別）。前提：20名・1クラス・貴社会場で実施。B案はご予算の目安（100万円）を超えるため、アシスタント講師を外す調整案（1,035,000円）もご用意できます。詳細は別紙見積書をご参照ください。</w:t>
       </w:r>
     </w:p>
     <w:p>
@@ -526,7 +626,7 @@
           <w:b w:val="0"/>
           <w:sz w:val="19"/>
         </w:rPr>
-        <w:t>【確認ポイント】実績データの数字は演習9で自分が確認した値と一致しているか。未公表情報（新工場など）を書いていないか。</w:t>
+        <w:t>【確認ポイント】実績データの数字は演習9で自分が確認した値と一致しているか。未公表情報（支社統合など）や、予算が未承認であることを顧客向けの文書に不用意に書いていないか。決裁者（佐伯課長の上長）が読んで判断できる内容か。</w:t>
       </w:r>
     </w:p>
     <w:sectPr>
